--- a/downloads/teacher/04 Units/Unit 01 - Nutrition and Wellness - Kitchen Skills and Smart Eating/Assessment 01.4 - Unit 1 Test.docx
+++ b/downloads/teacher/04 Units/Unit 01 - Nutrition and Wellness - Kitchen Skills and Smart Eating/Assessment 01.4 - Unit 1 Test.docx
@@ -2354,41 +2354,77 @@
       <w:r>
         <w:t xml:space="preserve">Scoring notes:</w:t>
       </w:r>
-      <w:r>
-        <w:t xml:space="preserve"> </w:t>
-      </w:r>
-      <w:r>
-        <w:t xml:space="preserve">- Items 8 and 17 are the two math items. A calculator is allowed on those two only.</w:t>
-      </w:r>
-      <w:r>
-        <w:t xml:space="preserve"> </w:t>
-      </w:r>
-      <w:r>
-        <w:t xml:space="preserve">- Item 14 is the label item; the data is printed so no outside label is needed.</w:t>
-      </w:r>
-      <w:r>
-        <w:t xml:space="preserve"> </w:t>
-      </w:r>
-      <w:r>
-        <w:t xml:space="preserve">- Item 19 is the scenario. Item 20 is the short written response.</w:t>
-      </w:r>
-      <w:r>
-        <w:t xml:space="preserve"> </w:t>
-      </w:r>
-      <w:r>
-        <w:t xml:space="preserve">- One retake after a review, best score counts, per the grading plan.</w:t>
-      </w:r>
-      <w:r>
-        <w:t xml:space="preserve"> </w:t>
-      </w:r>
-      <w:r>
-        <w:t xml:space="preserve">- After grading, compare these pairs to the Unit 1 pre-assessment from Lesson 0.5 (Assessment 00.1): pre-assessment item 1 (handwashing) to test item 2; pre item 11 (danger zone) to test item 1; pre item 13 (unit price) to test item 17. Those three pairs are the unit’s growth measure.</w:t>
-      </w:r>
-      <w:r>
-        <w:t xml:space="preserve"> </w:t>
-      </w:r>
-      <w:r>
-        <w:t xml:space="preserve">- Grade 6 version: omit items 19 and 20 and score out of 44, or keep all twenty and allow the extra time. Grade 8 stretch: item 20 asks for two examples with numbers.</w:t>
+    </w:p>
+    <w:p>
+      <w:pPr>
+        <w:numPr>
+          <w:ilvl w:val="0"/>
+          <w:numId w:val="1006"/>
+        </w:numPr>
+        <w:pStyle w:val="Compact"/>
+      </w:pPr>
+      <w:r>
+        <w:t xml:space="preserve">Items 8 and 17 are the two math items. A calculator is allowed on those two only.</w:t>
+      </w:r>
+    </w:p>
+    <w:p>
+      <w:pPr>
+        <w:numPr>
+          <w:ilvl w:val="0"/>
+          <w:numId w:val="1006"/>
+        </w:numPr>
+        <w:pStyle w:val="Compact"/>
+      </w:pPr>
+      <w:r>
+        <w:t xml:space="preserve">Item 14 is the label item; the data is printed so no outside label is needed.</w:t>
+      </w:r>
+    </w:p>
+    <w:p>
+      <w:pPr>
+        <w:numPr>
+          <w:ilvl w:val="0"/>
+          <w:numId w:val="1006"/>
+        </w:numPr>
+        <w:pStyle w:val="Compact"/>
+      </w:pPr>
+      <w:r>
+        <w:t xml:space="preserve">Item 19 is the scenario. Item 20 is the short written response.</w:t>
+      </w:r>
+    </w:p>
+    <w:p>
+      <w:pPr>
+        <w:numPr>
+          <w:ilvl w:val="0"/>
+          <w:numId w:val="1006"/>
+        </w:numPr>
+        <w:pStyle w:val="Compact"/>
+      </w:pPr>
+      <w:r>
+        <w:t xml:space="preserve">One retake after a review, best score counts, per the grading plan.</w:t>
+      </w:r>
+    </w:p>
+    <w:p>
+      <w:pPr>
+        <w:numPr>
+          <w:ilvl w:val="0"/>
+          <w:numId w:val="1006"/>
+        </w:numPr>
+        <w:pStyle w:val="Compact"/>
+      </w:pPr>
+      <w:r>
+        <w:t xml:space="preserve">After grading, compare these pairs to the Unit 1 pre-assessment from Lesson 0.5 (Assessment 00.1): pre-assessment item 1 (handwashing) to test item 2; pre item 11 (danger zone) to test item 1; pre item 13 (unit price) to test item 17. Those three pairs are the unit’s growth measure.</w:t>
+      </w:r>
+    </w:p>
+    <w:p>
+      <w:pPr>
+        <w:numPr>
+          <w:ilvl w:val="0"/>
+          <w:numId w:val="1006"/>
+        </w:numPr>
+        <w:pStyle w:val="Compact"/>
+      </w:pPr>
+      <w:r>
+        <w:t xml:space="preserve">Grade 6 version: omit items 19 and 20 and score out of 44, or keep all twenty and allow the extra time. Grade 8 stretch: item 20 asks for two examples with numbers.</w:t>
       </w:r>
     </w:p>
     <w:sectPr>
@@ -2797,6 +2833,109 @@
       </w:pPr>
     </w:lvl>
   </w:abstractNum>
+  <w:abstractNum w:abstractNumId="991">
+    <w:nsid w:val="47261bad"/>
+    <w:multiLevelType w:val="multilevel"/>
+    <w:lvl w:ilvl="0">
+      <w:numFmt w:val="bullet"/>
+      <w:lvlText w:val="•"/>
+      <w:lvlJc w:val="left"/>
+      <w:pPr>
+        <w:tabs>
+          <w:tab w:val="num" w:pos="0"/>
+        </w:tabs>
+        <w:ind w:left="480" w:hanging="480"/>
+      </w:pPr>
+    </w:lvl>
+    <w:lvl w:ilvl="1">
+      <w:numFmt w:val="bullet"/>
+      <w:lvlText w:val="–"/>
+      <w:lvlJc w:val="left"/>
+      <w:pPr>
+        <w:tabs>
+          <w:tab w:val="num" w:pos="720"/>
+        </w:tabs>
+        <w:ind w:left="1200" w:hanging="480"/>
+      </w:pPr>
+    </w:lvl>
+    <w:lvl w:ilvl="2">
+      <w:numFmt w:val="bullet"/>
+      <w:lvlText w:val="•"/>
+      <w:lvlJc w:val="left"/>
+      <w:pPr>
+        <w:tabs>
+          <w:tab w:val="num" w:pos="1440"/>
+        </w:tabs>
+        <w:ind w:left="1920" w:hanging="480"/>
+      </w:pPr>
+    </w:lvl>
+    <w:lvl w:ilvl="3">
+      <w:numFmt w:val="bullet"/>
+      <w:lvlText w:val="–"/>
+      <w:lvlJc w:val="left"/>
+      <w:pPr>
+        <w:tabs>
+          <w:tab w:val="num" w:pos="2160"/>
+        </w:tabs>
+        <w:ind w:left="2640" w:hanging="480"/>
+      </w:pPr>
+    </w:lvl>
+    <w:lvl w:ilvl="4">
+      <w:numFmt w:val="bullet"/>
+      <w:lvlText w:val="•"/>
+      <w:lvlJc w:val="left"/>
+      <w:pPr>
+        <w:tabs>
+          <w:tab w:val="num" w:pos="2880"/>
+        </w:tabs>
+        <w:ind w:left="3360" w:hanging="480"/>
+      </w:pPr>
+    </w:lvl>
+    <w:lvl w:ilvl="5">
+      <w:numFmt w:val="bullet"/>
+      <w:lvlText w:val="–"/>
+      <w:lvlJc w:val="left"/>
+      <w:pPr>
+        <w:tabs>
+          <w:tab w:val="num" w:pos="3600"/>
+        </w:tabs>
+        <w:ind w:left="4080" w:hanging="480"/>
+      </w:pPr>
+    </w:lvl>
+    <w:lvl w:ilvl="6">
+      <w:numFmt w:val="bullet"/>
+      <w:lvlText w:val="•"/>
+      <w:lvlJc w:val="left"/>
+      <w:pPr>
+        <w:tabs>
+          <w:tab w:val="num" w:pos="4320"/>
+        </w:tabs>
+        <w:ind w:left="4800" w:hanging="480"/>
+      </w:pPr>
+    </w:lvl>
+    <w:lvl w:ilvl="7">
+      <w:numFmt w:val="bullet"/>
+      <w:lvlText w:val="–"/>
+      <w:lvlJc w:val="left"/>
+      <w:pPr>
+        <w:tabs>
+          <w:tab w:val="num" w:pos="5040"/>
+        </w:tabs>
+        <w:ind w:left="5520" w:hanging="480"/>
+      </w:pPr>
+    </w:lvl>
+    <w:lvl w:ilvl="8">
+      <w:numFmt w:val="bullet"/>
+      <w:lvlText w:val="•"/>
+      <w:lvlJc w:val="left"/>
+      <w:pPr>
+        <w:tabs>
+          <w:tab w:val="num" w:pos="5760"/>
+        </w:tabs>
+        <w:ind w:left="6240" w:hanging="480"/>
+      </w:pPr>
+    </w:lvl>
+  </w:abstractNum>
   <w:num w:numId="1000">
     <w:abstractNumId w:val="990"/>
   </w:num>
@@ -2949,6 +3088,9 @@
     <w:lvlOverride w:ilvl="8">
       <w:startOverride w:val="1"/>
     </w:lvlOverride>
+  </w:num>
+  <w:num w:numId="1006">
+    <w:abstractNumId w:val="991"/>
   </w:num>
 </w:numbering>
 </file>
